--- a/Question folder/guessing round/Guessing round.docx
+++ b/Question folder/guessing round/Guessing round.docx
@@ -63,6 +63,13 @@
         </w:rPr>
         <w:t xml:space="preserve">  are there in this garland?</w:t>
       </w:r>
+      <w:r>
+        <w:rPr>
+          <w:sz w:val="40"/>
+          <w:szCs w:val="40"/>
+        </w:rPr>
+        <w:t>--85</w:t>
+      </w:r>
     </w:p>
     <w:p>
       <w:pPr>
@@ -86,6 +93,13 @@
         </w:rPr>
         <w:t>How many pages are there in this book?</w:t>
       </w:r>
+      <w:r>
+        <w:rPr>
+          <w:sz w:val="40"/>
+          <w:szCs w:val="40"/>
+        </w:rPr>
+        <w:t>--310</w:t>
+      </w:r>
     </w:p>
     <w:p>
       <w:pPr>
@@ -109,6 +123,13 @@
         </w:rPr>
         <w:t>What is the weight of our ______ teacher?</w:t>
       </w:r>
+      <w:r>
+        <w:rPr>
+          <w:sz w:val="40"/>
+          <w:szCs w:val="40"/>
+        </w:rPr>
+        <w:t>----</w:t>
+      </w:r>
     </w:p>
     <w:p>
       <w:pPr>
@@ -132,6 +153,13 @@
         </w:rPr>
         <w:t>How many marbles are there in this jar?</w:t>
       </w:r>
+      <w:r>
+        <w:rPr>
+          <w:sz w:val="40"/>
+          <w:szCs w:val="40"/>
+        </w:rPr>
+        <w:t>---30</w:t>
+      </w:r>
     </w:p>
     <w:p>
       <w:pPr>
@@ -155,6 +183,13 @@
         </w:rPr>
         <w:t>How much time(minute) was this song played?</w:t>
       </w:r>
+      <w:r>
+        <w:rPr>
+          <w:sz w:val="40"/>
+          <w:szCs w:val="40"/>
+        </w:rPr>
+        <w:t>--</w:t>
+      </w:r>
     </w:p>
     <w:p>
       <w:pPr>
@@ -178,6 +213,13 @@
         </w:rPr>
         <w:t>How many keys are there in this keyboard?</w:t>
       </w:r>
+      <w:r>
+        <w:rPr>
+          <w:sz w:val="40"/>
+          <w:szCs w:val="40"/>
+        </w:rPr>
+        <w:t>----104</w:t>
+      </w:r>
     </w:p>
     <w:p>
       <w:pPr>
@@ -343,7 +385,23 @@
           <w:sz w:val="40"/>
           <w:szCs w:val="40"/>
         </w:rPr>
-        <w:t>---When did he died?—July30,2026</w:t>
+        <w:t>---When did he died?—July30,2026 (</w:t>
+      </w:r>
+      <w:proofErr w:type="spellStart"/>
+      <w:r>
+        <w:rPr>
+          <w:sz w:val="40"/>
+          <w:szCs w:val="40"/>
+        </w:rPr>
+        <w:t>Shrawan</w:t>
+      </w:r>
+      <w:proofErr w:type="spellEnd"/>
+      <w:r>
+        <w:rPr>
+          <w:sz w:val="40"/>
+          <w:szCs w:val="40"/>
+        </w:rPr>
+        <w:t xml:space="preserve"> 14,2083)</w:t>
       </w:r>
     </w:p>
     <w:p>
@@ -366,7 +424,14 @@
           <w:sz w:val="40"/>
           <w:szCs w:val="40"/>
         </w:rPr>
-        <w:t xml:space="preserve">What is his name and what is his post in company?----CEO of </w:t>
+        <w:t>What is his name and what is his post in comp</w:t>
+      </w:r>
+      <w:r>
+        <w:rPr>
+          <w:sz w:val="40"/>
+          <w:szCs w:val="40"/>
+        </w:rPr>
+        <w:t xml:space="preserve">any?----CEO of </w:t>
       </w:r>
       <w:proofErr w:type="spellStart"/>
       <w:r>
@@ -382,305 +447,23 @@
           <w:sz w:val="40"/>
           <w:szCs w:val="40"/>
         </w:rPr>
-        <w:t xml:space="preserve"> Name: Neel Mohan </w:t>
-      </w:r>
-    </w:p>
-    <w:p>
-      <w:pPr>
-        <w:pStyle w:val="ListParagraph"/>
-        <w:numPr>
-          <w:ilvl w:val="0"/>
-          <w:numId w:val="3"/>
-        </w:numPr>
-        <w:tabs>
-          <w:tab w:val="left" w:pos="5475"/>
-        </w:tabs>
-        <w:rPr>
-          <w:sz w:val="40"/>
-          <w:szCs w:val="40"/>
-        </w:rPr>
-      </w:pPr>
-      <w:r>
-        <w:rPr>
-          <w:sz w:val="40"/>
-          <w:szCs w:val="40"/>
-        </w:rPr>
-        <w:t xml:space="preserve">Music file: </w:t>
-      </w:r>
-      <w:proofErr w:type="spellStart"/>
-      <w:r>
-        <w:rPr>
-          <w:sz w:val="40"/>
-          <w:szCs w:val="40"/>
-        </w:rPr>
-        <w:t>Chaubandi</w:t>
-      </w:r>
-      <w:proofErr w:type="spellEnd"/>
-      <w:r>
-        <w:rPr>
-          <w:sz w:val="40"/>
-          <w:szCs w:val="40"/>
-        </w:rPr>
-        <w:t xml:space="preserve"> ma </w:t>
-      </w:r>
-      <w:proofErr w:type="spellStart"/>
-      <w:r>
-        <w:rPr>
-          <w:sz w:val="40"/>
-          <w:szCs w:val="40"/>
-        </w:rPr>
-        <w:t>Patuki</w:t>
-      </w:r>
-      <w:proofErr w:type="spellEnd"/>
-      <w:r>
-        <w:rPr>
-          <w:sz w:val="40"/>
-          <w:szCs w:val="40"/>
-        </w:rPr>
-        <w:t>----question: who is the singer of this song?—</w:t>
-      </w:r>
-      <w:proofErr w:type="spellStart"/>
-      <w:r>
-        <w:rPr>
-          <w:sz w:val="40"/>
-          <w:szCs w:val="40"/>
-        </w:rPr>
-        <w:t>Aastha</w:t>
-      </w:r>
-      <w:proofErr w:type="spellEnd"/>
-      <w:r>
-        <w:rPr>
-          <w:sz w:val="40"/>
-          <w:szCs w:val="40"/>
-        </w:rPr>
-        <w:t xml:space="preserve"> </w:t>
-      </w:r>
-      <w:proofErr w:type="spellStart"/>
-      <w:r>
-        <w:rPr>
-          <w:sz w:val="40"/>
-          <w:szCs w:val="40"/>
-        </w:rPr>
-        <w:t>Raut</w:t>
-      </w:r>
-      <w:proofErr w:type="spellEnd"/>
-    </w:p>
-    <w:p>
-      <w:pPr>
-        <w:pStyle w:val="ListParagraph"/>
-        <w:numPr>
-          <w:ilvl w:val="0"/>
-          <w:numId w:val="3"/>
-        </w:numPr>
-        <w:tabs>
-          <w:tab w:val="left" w:pos="5475"/>
-        </w:tabs>
-        <w:rPr>
-          <w:sz w:val="40"/>
-          <w:szCs w:val="40"/>
-        </w:rPr>
-      </w:pPr>
-      <w:proofErr w:type="spellStart"/>
-      <w:r>
-        <w:rPr>
-          <w:sz w:val="40"/>
-          <w:szCs w:val="40"/>
-        </w:rPr>
-        <w:t>Jaha</w:t>
-      </w:r>
-      <w:proofErr w:type="spellEnd"/>
-      <w:r>
-        <w:rPr>
-          <w:sz w:val="40"/>
-          <w:szCs w:val="40"/>
-        </w:rPr>
-        <w:t xml:space="preserve"> </w:t>
-      </w:r>
-      <w:proofErr w:type="spellStart"/>
-      <w:r>
-        <w:rPr>
-          <w:sz w:val="40"/>
-          <w:szCs w:val="40"/>
-        </w:rPr>
-        <w:t>chan</w:t>
-      </w:r>
-      <w:proofErr w:type="spellEnd"/>
-      <w:r>
-        <w:rPr>
-          <w:sz w:val="40"/>
-          <w:szCs w:val="40"/>
-        </w:rPr>
-        <w:t xml:space="preserve"> Buddha </w:t>
-      </w:r>
-      <w:proofErr w:type="spellStart"/>
-      <w:r>
-        <w:rPr>
-          <w:sz w:val="40"/>
-          <w:szCs w:val="40"/>
-        </w:rPr>
-        <w:t>ka</w:t>
-      </w:r>
-      <w:proofErr w:type="spellEnd"/>
-      <w:r>
-        <w:rPr>
-          <w:sz w:val="40"/>
-          <w:szCs w:val="40"/>
-        </w:rPr>
-        <w:t xml:space="preserve"> </w:t>
-      </w:r>
-      <w:proofErr w:type="spellStart"/>
-      <w:r>
-        <w:rPr>
-          <w:sz w:val="40"/>
-          <w:szCs w:val="40"/>
-        </w:rPr>
-        <w:t>aakha</w:t>
-      </w:r>
-      <w:proofErr w:type="spellEnd"/>
-      <w:r>
-        <w:rPr>
-          <w:sz w:val="40"/>
-          <w:szCs w:val="40"/>
-        </w:rPr>
-        <w:t>: who is the singer of this song? –</w:t>
-      </w:r>
-      <w:proofErr w:type="spellStart"/>
-      <w:r>
-        <w:rPr>
-          <w:sz w:val="40"/>
-          <w:szCs w:val="40"/>
-        </w:rPr>
-        <w:t>Swaroop</w:t>
-      </w:r>
-      <w:proofErr w:type="spellEnd"/>
-      <w:r>
-        <w:rPr>
-          <w:sz w:val="40"/>
-          <w:szCs w:val="40"/>
-        </w:rPr>
-        <w:t xml:space="preserve"> Raj Acharya </w:t>
-      </w:r>
-    </w:p>
-    <w:p>
-      <w:pPr>
-        <w:pStyle w:val="ListParagraph"/>
-        <w:numPr>
-          <w:ilvl w:val="0"/>
-          <w:numId w:val="3"/>
-        </w:numPr>
-        <w:tabs>
-          <w:tab w:val="left" w:pos="5475"/>
-        </w:tabs>
-        <w:rPr>
-          <w:sz w:val="40"/>
-          <w:szCs w:val="40"/>
-        </w:rPr>
-      </w:pPr>
-      <w:r>
-        <w:rPr>
-          <w:sz w:val="40"/>
-          <w:szCs w:val="40"/>
-        </w:rPr>
-        <w:t xml:space="preserve">Kun </w:t>
-      </w:r>
-      <w:proofErr w:type="spellStart"/>
-      <w:r>
-        <w:rPr>
-          <w:sz w:val="40"/>
-          <w:szCs w:val="40"/>
-        </w:rPr>
-        <w:t>mandir</w:t>
-      </w:r>
-      <w:proofErr w:type="spellEnd"/>
-      <w:r>
-        <w:rPr>
-          <w:sz w:val="40"/>
-          <w:szCs w:val="40"/>
-        </w:rPr>
-        <w:t xml:space="preserve"> ma </w:t>
-      </w:r>
-      <w:proofErr w:type="spellStart"/>
-      <w:r>
-        <w:rPr>
-          <w:sz w:val="40"/>
-          <w:szCs w:val="40"/>
-        </w:rPr>
-        <w:t>jancha</w:t>
-      </w:r>
-      <w:proofErr w:type="spellEnd"/>
-      <w:r>
-        <w:rPr>
-          <w:sz w:val="40"/>
-          <w:szCs w:val="40"/>
-        </w:rPr>
-        <w:t xml:space="preserve"> </w:t>
-      </w:r>
-      <w:proofErr w:type="spellStart"/>
-      <w:r>
-        <w:rPr>
-          <w:sz w:val="40"/>
-          <w:szCs w:val="40"/>
-        </w:rPr>
-        <w:t>yatri</w:t>
-      </w:r>
-      <w:proofErr w:type="spellEnd"/>
-      <w:r>
-        <w:rPr>
-          <w:sz w:val="40"/>
-          <w:szCs w:val="40"/>
-        </w:rPr>
-        <w:t xml:space="preserve">--- who is the writer of this poem?- </w:t>
-      </w:r>
-      <w:proofErr w:type="spellStart"/>
-      <w:r>
-        <w:rPr>
-          <w:sz w:val="40"/>
-          <w:szCs w:val="40"/>
-        </w:rPr>
-        <w:t>Laxmi</w:t>
-      </w:r>
-      <w:proofErr w:type="spellEnd"/>
-      <w:r>
-        <w:rPr>
-          <w:sz w:val="40"/>
-          <w:szCs w:val="40"/>
-        </w:rPr>
-        <w:t xml:space="preserve"> Prasad </w:t>
-      </w:r>
-      <w:proofErr w:type="spellStart"/>
-      <w:r>
-        <w:rPr>
-          <w:sz w:val="40"/>
-          <w:szCs w:val="40"/>
-        </w:rPr>
-        <w:t>Devkota</w:t>
-      </w:r>
-      <w:proofErr w:type="spellEnd"/>
-      <w:r>
-        <w:rPr>
-          <w:sz w:val="40"/>
-          <w:szCs w:val="40"/>
-        </w:rPr>
-        <w:t>.</w:t>
-      </w:r>
-    </w:p>
-    <w:p>
-      <w:pPr>
-        <w:pStyle w:val="ListParagraph"/>
-        <w:tabs>
-          <w:tab w:val="left" w:pos="5475"/>
-        </w:tabs>
-        <w:rPr>
-          <w:sz w:val="40"/>
-          <w:szCs w:val="40"/>
-        </w:rPr>
-      </w:pPr>
-    </w:p>
-    <w:p>
-      <w:pPr>
-        <w:tabs>
-          <w:tab w:val="left" w:pos="5475"/>
-        </w:tabs>
+        <w:t xml:space="preserve"> Name: Nea</w:t>
+      </w:r>
+      <w:r>
+        <w:rPr>
+          <w:sz w:val="40"/>
+          <w:szCs w:val="40"/>
+        </w:rPr>
+        <w:t xml:space="preserve">l Mohan </w:t>
+      </w:r>
+    </w:p>
+    <w:p>
+      <w:pPr>
+        <w:pStyle w:val="ListParagraph"/>
+        <w:tabs>
+          <w:tab w:val="left" w:pos="5475"/>
+        </w:tabs>
+        <w:ind w:left="540"/>
         <w:jc w:val="center"/>
         <w:rPr>
           <w:sz w:val="40"/>
@@ -692,105 +475,415 @@
           <w:sz w:val="40"/>
           <w:szCs w:val="40"/>
         </w:rPr>
-        <w:t>Memory round------------</w:t>
-      </w:r>
-    </w:p>
-    <w:p>
-      <w:pPr>
-        <w:rPr>
-          <w:sz w:val="40"/>
-          <w:szCs w:val="40"/>
-        </w:rPr>
-      </w:pPr>
-      <w:r>
-        <w:rPr>
-          <w:sz w:val="40"/>
-          <w:szCs w:val="40"/>
-        </w:rPr>
-        <w:t>Answer key:</w:t>
-      </w:r>
-    </w:p>
-    <w:p>
-      <w:pPr>
-        <w:pStyle w:val="ListParagraph"/>
-        <w:numPr>
-          <w:ilvl w:val="0"/>
-          <w:numId w:val="5"/>
-        </w:numPr>
-        <w:rPr>
-          <w:sz w:val="40"/>
-          <w:szCs w:val="40"/>
-        </w:rPr>
-      </w:pPr>
-      <w:r>
-        <w:rPr>
-          <w:sz w:val="40"/>
-          <w:szCs w:val="40"/>
-        </w:rPr>
-        <w:t xml:space="preserve">Corn </w:t>
-      </w:r>
-    </w:p>
-    <w:p>
-      <w:pPr>
-        <w:pStyle w:val="ListParagraph"/>
-        <w:numPr>
-          <w:ilvl w:val="0"/>
-          <w:numId w:val="5"/>
-        </w:numPr>
-        <w:rPr>
-          <w:sz w:val="40"/>
-          <w:szCs w:val="40"/>
-        </w:rPr>
-      </w:pPr>
-      <w:r>
-        <w:rPr>
-          <w:sz w:val="40"/>
-          <w:szCs w:val="40"/>
-        </w:rPr>
-        <w:t>Scissor</w:t>
-      </w:r>
-    </w:p>
-    <w:p>
-      <w:pPr>
-        <w:pStyle w:val="ListParagraph"/>
-        <w:numPr>
-          <w:ilvl w:val="0"/>
-          <w:numId w:val="5"/>
-        </w:numPr>
-        <w:rPr>
-          <w:sz w:val="40"/>
-          <w:szCs w:val="40"/>
-        </w:rPr>
-      </w:pPr>
-      <w:r>
-        <w:rPr>
-          <w:sz w:val="40"/>
-          <w:szCs w:val="40"/>
-        </w:rPr>
-        <w:t>Cricket ball</w:t>
-      </w:r>
-    </w:p>
-    <w:p>
-      <w:pPr>
-        <w:pStyle w:val="ListParagraph"/>
-        <w:numPr>
-          <w:ilvl w:val="0"/>
-          <w:numId w:val="5"/>
-        </w:numPr>
-        <w:rPr>
-          <w:sz w:val="40"/>
-          <w:szCs w:val="40"/>
-        </w:rPr>
-      </w:pPr>
-      <w:r>
-        <w:rPr>
-          <w:sz w:val="40"/>
-          <w:szCs w:val="40"/>
-        </w:rPr>
-        <w:t>Mobile</w:t>
+        <w:t>Musical Round</w:t>
       </w:r>
       <w:bookmarkStart w:id="0" w:name="_GoBack"/>
       <w:bookmarkEnd w:id="0"/>
+    </w:p>
+    <w:p>
+      <w:pPr>
+        <w:pStyle w:val="ListParagraph"/>
+        <w:numPr>
+          <w:ilvl w:val="0"/>
+          <w:numId w:val="3"/>
+        </w:numPr>
+        <w:tabs>
+          <w:tab w:val="left" w:pos="5475"/>
+        </w:tabs>
+        <w:rPr>
+          <w:sz w:val="40"/>
+          <w:szCs w:val="40"/>
+        </w:rPr>
+      </w:pPr>
+      <w:r>
+        <w:rPr>
+          <w:sz w:val="40"/>
+          <w:szCs w:val="40"/>
+        </w:rPr>
+        <w:t xml:space="preserve">Music file: </w:t>
+      </w:r>
+      <w:proofErr w:type="spellStart"/>
+      <w:r>
+        <w:rPr>
+          <w:sz w:val="40"/>
+          <w:szCs w:val="40"/>
+        </w:rPr>
+        <w:t>Chaubandi</w:t>
+      </w:r>
+      <w:proofErr w:type="spellEnd"/>
+      <w:r>
+        <w:rPr>
+          <w:sz w:val="40"/>
+          <w:szCs w:val="40"/>
+        </w:rPr>
+        <w:t xml:space="preserve"> ma </w:t>
+      </w:r>
+      <w:proofErr w:type="spellStart"/>
+      <w:r>
+        <w:rPr>
+          <w:sz w:val="40"/>
+          <w:szCs w:val="40"/>
+        </w:rPr>
+        <w:t>Patuki</w:t>
+      </w:r>
+      <w:proofErr w:type="spellEnd"/>
+      <w:r>
+        <w:rPr>
+          <w:sz w:val="40"/>
+          <w:szCs w:val="40"/>
+        </w:rPr>
+        <w:t>----question: who is the singer of this song?—</w:t>
+      </w:r>
+      <w:proofErr w:type="spellStart"/>
+      <w:r>
+        <w:rPr>
+          <w:sz w:val="40"/>
+          <w:szCs w:val="40"/>
+        </w:rPr>
+        <w:t>Aastha</w:t>
+      </w:r>
+      <w:proofErr w:type="spellEnd"/>
+      <w:r>
+        <w:rPr>
+          <w:sz w:val="40"/>
+          <w:szCs w:val="40"/>
+        </w:rPr>
+        <w:t xml:space="preserve"> </w:t>
+      </w:r>
+      <w:proofErr w:type="spellStart"/>
+      <w:r>
+        <w:rPr>
+          <w:sz w:val="40"/>
+          <w:szCs w:val="40"/>
+        </w:rPr>
+        <w:t>Raut</w:t>
+      </w:r>
+      <w:proofErr w:type="spellEnd"/>
+    </w:p>
+    <w:p>
+      <w:pPr>
+        <w:pStyle w:val="ListParagraph"/>
+        <w:numPr>
+          <w:ilvl w:val="0"/>
+          <w:numId w:val="3"/>
+        </w:numPr>
+        <w:tabs>
+          <w:tab w:val="left" w:pos="5475"/>
+        </w:tabs>
+        <w:rPr>
+          <w:sz w:val="40"/>
+          <w:szCs w:val="40"/>
+        </w:rPr>
+      </w:pPr>
+      <w:proofErr w:type="spellStart"/>
+      <w:r>
+        <w:rPr>
+          <w:sz w:val="40"/>
+          <w:szCs w:val="40"/>
+        </w:rPr>
+        <w:t>Jaha</w:t>
+      </w:r>
+      <w:proofErr w:type="spellEnd"/>
+      <w:r>
+        <w:rPr>
+          <w:sz w:val="40"/>
+          <w:szCs w:val="40"/>
+        </w:rPr>
+        <w:t xml:space="preserve"> </w:t>
+      </w:r>
+      <w:proofErr w:type="spellStart"/>
+      <w:r>
+        <w:rPr>
+          <w:sz w:val="40"/>
+          <w:szCs w:val="40"/>
+        </w:rPr>
+        <w:t>chan</w:t>
+      </w:r>
+      <w:proofErr w:type="spellEnd"/>
+      <w:r>
+        <w:rPr>
+          <w:sz w:val="40"/>
+          <w:szCs w:val="40"/>
+        </w:rPr>
+        <w:t xml:space="preserve"> Buddha </w:t>
+      </w:r>
+      <w:proofErr w:type="spellStart"/>
+      <w:r>
+        <w:rPr>
+          <w:sz w:val="40"/>
+          <w:szCs w:val="40"/>
+        </w:rPr>
+        <w:t>ka</w:t>
+      </w:r>
+      <w:proofErr w:type="spellEnd"/>
+      <w:r>
+        <w:rPr>
+          <w:sz w:val="40"/>
+          <w:szCs w:val="40"/>
+        </w:rPr>
+        <w:t xml:space="preserve"> </w:t>
+      </w:r>
+      <w:proofErr w:type="spellStart"/>
+      <w:r>
+        <w:rPr>
+          <w:sz w:val="40"/>
+          <w:szCs w:val="40"/>
+        </w:rPr>
+        <w:t>aakha</w:t>
+      </w:r>
+      <w:proofErr w:type="spellEnd"/>
+      <w:r>
+        <w:rPr>
+          <w:sz w:val="40"/>
+          <w:szCs w:val="40"/>
+        </w:rPr>
+        <w:t>: who is the singer of this song? –</w:t>
+      </w:r>
+      <w:proofErr w:type="spellStart"/>
+      <w:r>
+        <w:rPr>
+          <w:sz w:val="40"/>
+          <w:szCs w:val="40"/>
+        </w:rPr>
+        <w:t>Swaroop</w:t>
+      </w:r>
+      <w:proofErr w:type="spellEnd"/>
+      <w:r>
+        <w:rPr>
+          <w:sz w:val="40"/>
+          <w:szCs w:val="40"/>
+        </w:rPr>
+        <w:t xml:space="preserve"> Raj Acharya </w:t>
+      </w:r>
+    </w:p>
+    <w:p>
+      <w:pPr>
+        <w:pStyle w:val="ListParagraph"/>
+        <w:numPr>
+          <w:ilvl w:val="0"/>
+          <w:numId w:val="3"/>
+        </w:numPr>
+        <w:tabs>
+          <w:tab w:val="left" w:pos="5475"/>
+        </w:tabs>
+        <w:rPr>
+          <w:sz w:val="40"/>
+          <w:szCs w:val="40"/>
+        </w:rPr>
+      </w:pPr>
+      <w:r>
+        <w:rPr>
+          <w:sz w:val="40"/>
+          <w:szCs w:val="40"/>
+        </w:rPr>
+        <w:t xml:space="preserve">Kun </w:t>
+      </w:r>
+      <w:proofErr w:type="spellStart"/>
+      <w:r>
+        <w:rPr>
+          <w:sz w:val="40"/>
+          <w:szCs w:val="40"/>
+        </w:rPr>
+        <w:t>mandir</w:t>
+      </w:r>
+      <w:proofErr w:type="spellEnd"/>
+      <w:r>
+        <w:rPr>
+          <w:sz w:val="40"/>
+          <w:szCs w:val="40"/>
+        </w:rPr>
+        <w:t xml:space="preserve"> ma </w:t>
+      </w:r>
+      <w:proofErr w:type="spellStart"/>
+      <w:r>
+        <w:rPr>
+          <w:sz w:val="40"/>
+          <w:szCs w:val="40"/>
+        </w:rPr>
+        <w:t>jancha</w:t>
+      </w:r>
+      <w:proofErr w:type="spellEnd"/>
+      <w:r>
+        <w:rPr>
+          <w:sz w:val="40"/>
+          <w:szCs w:val="40"/>
+        </w:rPr>
+        <w:t xml:space="preserve"> </w:t>
+      </w:r>
+      <w:proofErr w:type="spellStart"/>
+      <w:r>
+        <w:rPr>
+          <w:sz w:val="40"/>
+          <w:szCs w:val="40"/>
+        </w:rPr>
+        <w:t>yatri</w:t>
+      </w:r>
+      <w:proofErr w:type="spellEnd"/>
+      <w:r>
+        <w:rPr>
+          <w:sz w:val="40"/>
+          <w:szCs w:val="40"/>
+        </w:rPr>
+        <w:t xml:space="preserve">--- who is the writer of this poem?- </w:t>
+      </w:r>
+      <w:proofErr w:type="spellStart"/>
+      <w:r>
+        <w:rPr>
+          <w:sz w:val="40"/>
+          <w:szCs w:val="40"/>
+        </w:rPr>
+        <w:t>Laxmi</w:t>
+      </w:r>
+      <w:proofErr w:type="spellEnd"/>
+      <w:r>
+        <w:rPr>
+          <w:sz w:val="40"/>
+          <w:szCs w:val="40"/>
+        </w:rPr>
+        <w:t xml:space="preserve"> Prasad </w:t>
+      </w:r>
+      <w:proofErr w:type="spellStart"/>
+      <w:r>
+        <w:rPr>
+          <w:sz w:val="40"/>
+          <w:szCs w:val="40"/>
+        </w:rPr>
+        <w:t>Devkota</w:t>
+      </w:r>
+      <w:proofErr w:type="spellEnd"/>
+      <w:r>
+        <w:rPr>
+          <w:sz w:val="40"/>
+          <w:szCs w:val="40"/>
+        </w:rPr>
+        <w:t>.</w:t>
+      </w:r>
+    </w:p>
+    <w:p>
+      <w:pPr>
+        <w:pStyle w:val="ListParagraph"/>
+        <w:tabs>
+          <w:tab w:val="left" w:pos="5475"/>
+        </w:tabs>
+        <w:rPr>
+          <w:sz w:val="40"/>
+          <w:szCs w:val="40"/>
+        </w:rPr>
+      </w:pPr>
+    </w:p>
+    <w:p>
+      <w:pPr>
+        <w:tabs>
+          <w:tab w:val="left" w:pos="5475"/>
+        </w:tabs>
+        <w:jc w:val="center"/>
+        <w:rPr>
+          <w:sz w:val="40"/>
+          <w:szCs w:val="40"/>
+        </w:rPr>
+      </w:pPr>
+      <w:r>
+        <w:rPr>
+          <w:sz w:val="40"/>
+          <w:szCs w:val="40"/>
+        </w:rPr>
+        <w:t>Memory round------------</w:t>
+      </w:r>
+    </w:p>
+    <w:p>
+      <w:pPr>
+        <w:rPr>
+          <w:sz w:val="40"/>
+          <w:szCs w:val="40"/>
+        </w:rPr>
+      </w:pPr>
+      <w:r>
+        <w:rPr>
+          <w:sz w:val="40"/>
+          <w:szCs w:val="40"/>
+        </w:rPr>
+        <w:t>Answer key:</w:t>
+      </w:r>
+    </w:p>
+    <w:p>
+      <w:pPr>
+        <w:pStyle w:val="ListParagraph"/>
+        <w:numPr>
+          <w:ilvl w:val="0"/>
+          <w:numId w:val="5"/>
+        </w:numPr>
+        <w:rPr>
+          <w:sz w:val="40"/>
+          <w:szCs w:val="40"/>
+        </w:rPr>
+      </w:pPr>
+      <w:r>
+        <w:rPr>
+          <w:sz w:val="40"/>
+          <w:szCs w:val="40"/>
+        </w:rPr>
+        <w:t xml:space="preserve">Corn </w:t>
+      </w:r>
+    </w:p>
+    <w:p>
+      <w:pPr>
+        <w:pStyle w:val="ListParagraph"/>
+        <w:numPr>
+          <w:ilvl w:val="0"/>
+          <w:numId w:val="5"/>
+        </w:numPr>
+        <w:rPr>
+          <w:sz w:val="40"/>
+          <w:szCs w:val="40"/>
+        </w:rPr>
+      </w:pPr>
+      <w:r>
+        <w:rPr>
+          <w:sz w:val="40"/>
+          <w:szCs w:val="40"/>
+        </w:rPr>
+        <w:t>Scissor</w:t>
+      </w:r>
+    </w:p>
+    <w:p>
+      <w:pPr>
+        <w:pStyle w:val="ListParagraph"/>
+        <w:numPr>
+          <w:ilvl w:val="0"/>
+          <w:numId w:val="5"/>
+        </w:numPr>
+        <w:rPr>
+          <w:sz w:val="40"/>
+          <w:szCs w:val="40"/>
+        </w:rPr>
+      </w:pPr>
+      <w:r>
+        <w:rPr>
+          <w:sz w:val="40"/>
+          <w:szCs w:val="40"/>
+        </w:rPr>
+        <w:t>Cricket ball</w:t>
+      </w:r>
+    </w:p>
+    <w:p>
+      <w:pPr>
+        <w:pStyle w:val="ListParagraph"/>
+        <w:numPr>
+          <w:ilvl w:val="0"/>
+          <w:numId w:val="5"/>
+        </w:numPr>
+        <w:rPr>
+          <w:sz w:val="40"/>
+          <w:szCs w:val="40"/>
+        </w:rPr>
+      </w:pPr>
+      <w:r>
+        <w:rPr>
+          <w:sz w:val="40"/>
+          <w:szCs w:val="40"/>
+        </w:rPr>
+        <w:t>Mobile</w:t>
+      </w:r>
     </w:p>
     <w:p>
       <w:pPr>
@@ -1272,7 +1365,7 @@
       <w:lvlText w:val="%1."/>
       <w:lvlJc w:val="left"/>
       <w:pPr>
-        <w:ind w:left="720" w:hanging="360"/>
+        <w:ind w:left="540" w:hanging="360"/>
       </w:pPr>
       <w:rPr>
         <w:rFonts w:hint="default"/>
@@ -1284,7 +1377,7 @@
       <w:lvlText w:val="%2."/>
       <w:lvlJc w:val="left"/>
       <w:pPr>
-        <w:ind w:left="1440" w:hanging="360"/>
+        <w:ind w:left="1260" w:hanging="360"/>
       </w:pPr>
     </w:lvl>
     <w:lvl w:ilvl="2" w:tplc="0409001B" w:tentative="1">
@@ -1293,7 +1386,7 @@
       <w:lvlText w:val="%3."/>
       <w:lvlJc w:val="right"/>
       <w:pPr>
-        <w:ind w:left="2160" w:hanging="180"/>
+        <w:ind w:left="1980" w:hanging="180"/>
       </w:pPr>
     </w:lvl>
     <w:lvl w:ilvl="3" w:tplc="0409000F" w:tentative="1">
@@ -1302,7 +1395,7 @@
       <w:lvlText w:val="%4."/>
       <w:lvlJc w:val="left"/>
       <w:pPr>
-        <w:ind w:left="2880" w:hanging="360"/>
+        <w:ind w:left="2700" w:hanging="360"/>
       </w:pPr>
     </w:lvl>
     <w:lvl w:ilvl="4" w:tplc="04090019" w:tentative="1">
@@ -1311,7 +1404,7 @@
       <w:lvlText w:val="%5."/>
       <w:lvlJc w:val="left"/>
       <w:pPr>
-        <w:ind w:left="3600" w:hanging="360"/>
+        <w:ind w:left="3420" w:hanging="360"/>
       </w:pPr>
     </w:lvl>
     <w:lvl w:ilvl="5" w:tplc="0409001B" w:tentative="1">
@@ -1320,7 +1413,7 @@
       <w:lvlText w:val="%6."/>
       <w:lvlJc w:val="right"/>
       <w:pPr>
-        <w:ind w:left="4320" w:hanging="180"/>
+        <w:ind w:left="4140" w:hanging="180"/>
       </w:pPr>
     </w:lvl>
     <w:lvl w:ilvl="6" w:tplc="0409000F" w:tentative="1">
@@ -1329,7 +1422,7 @@
       <w:lvlText w:val="%7."/>
       <w:lvlJc w:val="left"/>
       <w:pPr>
-        <w:ind w:left="5040" w:hanging="360"/>
+        <w:ind w:left="4860" w:hanging="360"/>
       </w:pPr>
     </w:lvl>
     <w:lvl w:ilvl="7" w:tplc="04090019" w:tentative="1">
@@ -1338,7 +1431,7 @@
       <w:lvlText w:val="%8."/>
       <w:lvlJc w:val="left"/>
       <w:pPr>
-        <w:ind w:left="5760" w:hanging="360"/>
+        <w:ind w:left="5580" w:hanging="360"/>
       </w:pPr>
     </w:lvl>
     <w:lvl w:ilvl="8" w:tplc="0409001B" w:tentative="1">
@@ -1347,7 +1440,7 @@
       <w:lvlText w:val="%9."/>
       <w:lvlJc w:val="right"/>
       <w:pPr>
-        <w:ind w:left="6480" w:hanging="180"/>
+        <w:ind w:left="6300" w:hanging="180"/>
       </w:pPr>
     </w:lvl>
   </w:abstractNum>
